--- a/tests/testthat/fixtures/annotated_shell_2tlf_minimal.docx
+++ b/tests/testthat/fixtures/annotated_shell_2tlf_minimal.docx
@@ -23,7 +23,16 @@
         <w:pStyle w:val="Normal"/>
       </w:pPr>
       <w:r>
-        <w:t xml:space="preserve">Safety Population (ADSL.SAFFL='Y')</w:t>
+        <w:t xml:space="preserve">Safety Population (</w:t>
+      </w:r>
+      <w:r xmlns:w="http://schemas.openxmlformats.org/wordprocessingml/2006/main">
+        <w:rPr>
+          <w:color w:val="C00000"/>
+        </w:rPr>
+        <w:t xml:space="preserve">ADSL.SAFFL='Y'</w:t>
+      </w:r>
+      <w:r xmlns:w="http://schemas.openxmlformats.org/wordprocessingml/2006/main">
+        <w:t xml:space="preserve">)</w:t>
       </w:r>
     </w:p>
     <w:tbl>
@@ -76,7 +85,13 @@
               <w:pStyle w:val="Normal"/>
             </w:pPr>
             <w:r>
-              <w:t>Age (years)  ADSL.AGE</w:t>
+              <w:t xml:space="preserve">Age (years)  </w:t>
+            </w:r>
+            <w:r xmlns:w="http://schemas.openxmlformats.org/wordprocessingml/2006/main">
+              <w:rPr>
+                <w:color w:val="C00000"/>
+              </w:rPr>
+              <w:t xml:space="preserve">ADSL.AGE</w:t>
             </w:r>
           </w:p>
         </w:tc>
@@ -204,7 +219,13 @@
               <w:pStyle w:val="Normal"/>
             </w:pPr>
             <w:r>
-              <w:t>Sex, n (%)  ADSL.SEX</w:t>
+              <w:t xml:space="preserve">Sex, n (%)  </w:t>
+            </w:r>
+            <w:r xmlns:w="http://schemas.openxmlformats.org/wordprocessingml/2006/main">
+              <w:rPr>
+                <w:color w:val="C00000"/>
+              </w:rPr>
+              <w:t xml:space="preserve">ADSL.SEX</w:t>
             </w:r>
           </w:p>
         </w:tc>
@@ -300,7 +321,13 @@
               <w:pStyle w:val="Normal"/>
             </w:pPr>
             <w:r>
-              <w:t>Race, n (%)  ADSL.RACE</w:t>
+              <w:t xml:space="preserve">Race, n (%)  </w:t>
+            </w:r>
+            <w:r xmlns:w="http://schemas.openxmlformats.org/wordprocessingml/2006/main">
+              <w:rPr>
+                <w:color w:val="C00000"/>
+              </w:rPr>
+              <w:t xml:space="preserve">ADSL.RACE</w:t>
             </w:r>
           </w:p>
         </w:tc>
@@ -395,6 +422,9 @@
         <w:pStyle w:val="Normal"/>
       </w:pPr>
       <w:r>
+        <w:rPr xmlns:w="http://schemas.openxmlformats.org/wordprocessingml/2006/main">
+          <w:color w:val="808080"/>
+        </w:rPr>
         <w:t xml:space="preserve">Source: ADSL</w:t>
       </w:r>
     </w:p>
@@ -419,7 +449,16 @@
         <w:pStyle w:val="Normal"/>
       </w:pPr>
       <w:r>
-        <w:t xml:space="preserve">Safety Population (ADSL.SAFFL='Y')</w:t>
+        <w:t xml:space="preserve">Safety Population (</w:t>
+      </w:r>
+      <w:r xmlns:w="http://schemas.openxmlformats.org/wordprocessingml/2006/main">
+        <w:rPr>
+          <w:color w:val="C00000"/>
+        </w:rPr>
+        <w:t xml:space="preserve">ADSL.SAFFL='Y'</w:t>
+      </w:r>
+      <w:r xmlns:w="http://schemas.openxmlformats.org/wordprocessingml/2006/main">
+        <w:t xml:space="preserve">)</w:t>
       </w:r>
     </w:p>
     <w:tbl>
@@ -472,7 +511,13 @@
               <w:pStyle w:val="Normal"/>
             </w:pPr>
             <w:r>
-              <w:t>Any TEAE  ADAE.TRTEMFL='Y'</w:t>
+              <w:t xml:space="preserve">Any TEAE  </w:t>
+            </w:r>
+            <w:r xmlns:w="http://schemas.openxmlformats.org/wordprocessingml/2006/main">
+              <w:rPr>
+                <w:color w:val="C00000"/>
+              </w:rPr>
+              <w:t xml:space="preserve">ADAE.TRTEMFL='Y'</w:t>
             </w:r>
           </w:p>
         </w:tc>
@@ -536,7 +581,13 @@
               <w:pStyle w:val="Normal"/>
             </w:pPr>
             <w:r>
-              <w:t>Most Common TEAEs (&gt;=5%)  ADAE.AEDECOD</w:t>
+              <w:t xml:space="preserve">Most Common TEAEs (&gt;=5%)  </w:t>
+            </w:r>
+            <w:r xmlns:w="http://schemas.openxmlformats.org/wordprocessingml/2006/main">
+              <w:rPr>
+                <w:color w:val="C00000"/>
+              </w:rPr>
+              <w:t xml:space="preserve">ADAE.AEDECOD</w:t>
             </w:r>
           </w:p>
         </w:tc>
@@ -631,6 +682,9 @@
         <w:pStyle w:val="Normal"/>
       </w:pPr>
       <w:r>
+        <w:rPr xmlns:w="http://schemas.openxmlformats.org/wordprocessingml/2006/main">
+          <w:color w:val="808080"/>
+        </w:rPr>
         <w:t xml:space="preserve">Source: ADSL, ADAE</w:t>
       </w:r>
     </w:p>
